--- a/docs/PrivacyLens-User-Guide.docx
+++ b/docs/PrivacyLens-User-Guide.docx
@@ -59,7 +59,7 @@
           <w:sz w:val="22"/>
           <w:szCs w:val="22"/>
         </w:rPr>
-        <w:t xml:space="preserve">Version 0.9.0</w:t>
+        <w:t xml:space="preserve">Version 0.9.6</w:t>
       </w:r>
     </w:p>
     <w:p>
@@ -1741,7 +1741,7 @@
         <w:t xml:space="preserve">Not detected in this version: </w:t>
       </w:r>
       <w:r>
-        <w:t xml:space="preserve">people’s names and postal addresses (they require language analysis, not patterns), non-US identifiers, and legacy binary Office formats (.doc, .xls, .ppt). Text inside scanned/image-only documents IS readable, but only when OCR is enabled and the OCR tools are installed (section 4.6); otherwise those documents are flagged as a coverage gap.</w:t>
+        <w:t xml:space="preserve">people’s names and postal addresses (they require language analysis, not patterns), non-US identifiers, and the contents of legacy binary Office formats (.doc, .xls, .ppt), Outlook .msg files, and OpenDocument files — these are counted and listed in every report as documents that were not searched, so the gap is visible. Text inside scanned/image-only documents IS readable, but only when OCR is enabled and the OCR tools are installed (section 4.6); otherwise those documents are flagged as a coverage gap.</w:t>
       </w:r>
     </w:p>
     <w:p>
@@ -2159,7 +2159,455 @@
         <w:spacing w:after="120"/>
       </w:pPr>
       <w:r>
-        <w:t xml:space="preserve">PrivacyLens is one executable, and the executable is also its own installer — the same </w:t>
+        <w:t xml:space="preserve">PrivacyLens comes as one download per platform — a zip for Windows and macOS, a tar.gz for Linux — containing the program, the app launcher, a double-click installer, and a short READ ME FIRST. Installing takes about two minutes:</w:t>
+      </w:r>
+    </w:p>
+    <w:tbl>
+      <w:tblPr>
+        <w:tblW w:type="dxa" w:w="9360"/>
+        <w:tblBorders>
+          <w:top w:val="single" w:color="auto" w:sz="4"/>
+          <w:left w:val="single" w:color="auto" w:sz="4"/>
+          <w:bottom w:val="single" w:color="auto" w:sz="4"/>
+          <w:right w:val="single" w:color="auto" w:sz="4"/>
+          <w:insideH w:val="single" w:color="auto" w:sz="4"/>
+          <w:insideV w:val="single" w:color="auto" w:sz="4"/>
+        </w:tblBorders>
+      </w:tblPr>
+      <w:tblGrid>
+        <w:gridCol w:w="2000"/>
+        <w:gridCol w:w="4560"/>
+        <w:gridCol w:w="2800"/>
+      </w:tblGrid>
+      <w:tr>
+        <w:trPr>
+          <w:tblHeader/>
+        </w:trPr>
+        <w:tc>
+          <w:tcPr>
+            <w:tcW w:type="dxa" w:w="2000"/>
+            <w:tcBorders>
+              <w:top w:val="single" w:color="B9C2CC" w:sz="1"/>
+              <w:left w:val="single" w:color="B9C2CC" w:sz="1"/>
+              <w:bottom w:val="single" w:color="B9C2CC" w:sz="1"/>
+              <w:right w:val="single" w:color="B9C2CC" w:sz="1"/>
+            </w:tcBorders>
+            <w:shd w:fill="D9E4F5" w:val="clear"/>
+            <w:tcMar>
+              <w:top w:type="dxa" w:w="60"/>
+              <w:left w:type="dxa" w:w="110"/>
+              <w:bottom w:type="dxa" w:w="60"/>
+              <w:right w:type="dxa" w:w="110"/>
+            </w:tcMar>
+          </w:tcPr>
+          <w:p>
+            <w:pPr>
+              <w:spacing w:after="0"/>
+            </w:pPr>
+            <w:r>
+              <w:rPr>
+                <w:b/>
+                <w:bCs/>
+                <w:sz w:val="19"/>
+                <w:szCs w:val="19"/>
+              </w:rPr>
+              <w:t xml:space="preserve">Platform</w:t>
+            </w:r>
+          </w:p>
+        </w:tc>
+        <w:tc>
+          <w:tcPr>
+            <w:tcW w:type="dxa" w:w="4560"/>
+            <w:tcBorders>
+              <w:top w:val="single" w:color="B9C2CC" w:sz="1"/>
+              <w:left w:val="single" w:color="B9C2CC" w:sz="1"/>
+              <w:bottom w:val="single" w:color="B9C2CC" w:sz="1"/>
+              <w:right w:val="single" w:color="B9C2CC" w:sz="1"/>
+            </w:tcBorders>
+            <w:shd w:fill="D9E4F5" w:val="clear"/>
+            <w:tcMar>
+              <w:top w:type="dxa" w:w="60"/>
+              <w:left w:type="dxa" w:w="110"/>
+              <w:bottom w:type="dxa" w:w="60"/>
+              <w:right w:type="dxa" w:w="110"/>
+            </w:tcMar>
+          </w:tcPr>
+          <w:p>
+            <w:pPr>
+              <w:spacing w:after="0"/>
+            </w:pPr>
+            <w:r>
+              <w:rPr>
+                <w:b/>
+                <w:bCs/>
+                <w:sz w:val="19"/>
+                <w:szCs w:val="19"/>
+              </w:rPr>
+              <w:t xml:space="preserve">To install</w:t>
+            </w:r>
+          </w:p>
+        </w:tc>
+        <w:tc>
+          <w:tcPr>
+            <w:tcW w:type="dxa" w:w="2800"/>
+            <w:tcBorders>
+              <w:top w:val="single" w:color="B9C2CC" w:sz="1"/>
+              <w:left w:val="single" w:color="B9C2CC" w:sz="1"/>
+              <w:bottom w:val="single" w:color="B9C2CC" w:sz="1"/>
+              <w:right w:val="single" w:color="B9C2CC" w:sz="1"/>
+            </w:tcBorders>
+            <w:shd w:fill="D9E4F5" w:val="clear"/>
+            <w:tcMar>
+              <w:top w:type="dxa" w:w="60"/>
+              <w:left w:type="dxa" w:w="110"/>
+              <w:bottom w:type="dxa" w:w="60"/>
+              <w:right w:type="dxa" w:w="110"/>
+            </w:tcMar>
+          </w:tcPr>
+          <w:p>
+            <w:pPr>
+              <w:spacing w:after="0"/>
+            </w:pPr>
+            <w:r>
+              <w:rPr>
+                <w:b/>
+                <w:bCs/>
+                <w:sz w:val="19"/>
+                <w:szCs w:val="19"/>
+              </w:rPr>
+              <w:t xml:space="preserve">Afterwards</w:t>
+            </w:r>
+          </w:p>
+        </w:tc>
+      </w:tr>
+      <w:tr>
+        <w:tc>
+          <w:tcPr>
+            <w:tcW w:type="dxa" w:w="2000"/>
+            <w:tcBorders>
+              <w:top w:val="single" w:color="B9C2CC" w:sz="1"/>
+              <w:left w:val="single" w:color="B9C2CC" w:sz="1"/>
+              <w:bottom w:val="single" w:color="B9C2CC" w:sz="1"/>
+              <w:right w:val="single" w:color="B9C2CC" w:sz="1"/>
+            </w:tcBorders>
+            <w:tcMar>
+              <w:top w:type="dxa" w:w="60"/>
+              <w:left w:type="dxa" w:w="110"/>
+              <w:bottom w:type="dxa" w:w="60"/>
+              <w:right w:type="dxa" w:w="110"/>
+            </w:tcMar>
+          </w:tcPr>
+          <w:p>
+            <w:pPr>
+              <w:spacing w:after="0"/>
+            </w:pPr>
+            <w:r>
+              <w:rPr>
+                <w:b w:val="false"/>
+                <w:bCs w:val="false"/>
+                <w:sz w:val="20"/>
+                <w:szCs w:val="20"/>
+              </w:rPr>
+              <w:t xml:space="preserve">Windows</w:t>
+            </w:r>
+          </w:p>
+        </w:tc>
+        <w:tc>
+          <w:tcPr>
+            <w:tcW w:type="dxa" w:w="4560"/>
+            <w:tcBorders>
+              <w:top w:val="single" w:color="B9C2CC" w:sz="1"/>
+              <w:left w:val="single" w:color="B9C2CC" w:sz="1"/>
+              <w:bottom w:val="single" w:color="B9C2CC" w:sz="1"/>
+              <w:right w:val="single" w:color="B9C2CC" w:sz="1"/>
+            </w:tcBorders>
+            <w:tcMar>
+              <w:top w:type="dxa" w:w="60"/>
+              <w:left w:type="dxa" w:w="110"/>
+              <w:bottom w:type="dxa" w:w="60"/>
+              <w:right w:type="dxa" w:w="110"/>
+            </w:tcMar>
+          </w:tcPr>
+          <w:p>
+            <w:pPr>
+              <w:spacing w:after="0"/>
+            </w:pPr>
+            <w:r>
+              <w:rPr>
+                <w:b w:val="false"/>
+                <w:bCs w:val="false"/>
+                <w:sz w:val="20"/>
+                <w:szCs w:val="20"/>
+              </w:rPr>
+              <w:t xml:space="preserve">Extract the zip (right-click, Extract All). In the extracted folder double-click “Install PrivacyLens” and click Yes when Windows asks for permission.</w:t>
+            </w:r>
+          </w:p>
+        </w:tc>
+        <w:tc>
+          <w:tcPr>
+            <w:tcW w:type="dxa" w:w="2800"/>
+            <w:tcBorders>
+              <w:top w:val="single" w:color="B9C2CC" w:sz="1"/>
+              <w:left w:val="single" w:color="B9C2CC" w:sz="1"/>
+              <w:bottom w:val="single" w:color="B9C2CC" w:sz="1"/>
+              <w:right w:val="single" w:color="B9C2CC" w:sz="1"/>
+            </w:tcBorders>
+            <w:tcMar>
+              <w:top w:type="dxa" w:w="60"/>
+              <w:left w:type="dxa" w:w="110"/>
+              <w:bottom w:type="dxa" w:w="60"/>
+              <w:right w:type="dxa" w:w="110"/>
+            </w:tcMar>
+          </w:tcPr>
+          <w:p>
+            <w:pPr>
+              <w:spacing w:after="0"/>
+            </w:pPr>
+            <w:r>
+              <w:rPr>
+                <w:b w:val="false"/>
+                <w:bCs w:val="false"/>
+                <w:sz w:val="20"/>
+                <w:szCs w:val="20"/>
+              </w:rPr>
+              <w:t xml:space="preserve">PrivacyLens is in the Start Menu and listed under Settings › Apps › Installed apps.</w:t>
+            </w:r>
+          </w:p>
+        </w:tc>
+      </w:tr>
+      <w:tr>
+        <w:tc>
+          <w:tcPr>
+            <w:tcW w:type="dxa" w:w="2000"/>
+            <w:tcBorders>
+              <w:top w:val="single" w:color="B9C2CC" w:sz="1"/>
+              <w:left w:val="single" w:color="B9C2CC" w:sz="1"/>
+              <w:bottom w:val="single" w:color="B9C2CC" w:sz="1"/>
+              <w:right w:val="single" w:color="B9C2CC" w:sz="1"/>
+            </w:tcBorders>
+            <w:tcMar>
+              <w:top w:type="dxa" w:w="60"/>
+              <w:left w:type="dxa" w:w="110"/>
+              <w:bottom w:type="dxa" w:w="60"/>
+              <w:right w:type="dxa" w:w="110"/>
+            </w:tcMar>
+          </w:tcPr>
+          <w:p>
+            <w:pPr>
+              <w:spacing w:after="0"/>
+            </w:pPr>
+            <w:r>
+              <w:rPr>
+                <w:b w:val="false"/>
+                <w:bCs w:val="false"/>
+                <w:sz w:val="20"/>
+                <w:szCs w:val="20"/>
+              </w:rPr>
+              <w:t xml:space="preserve">macOS</w:t>
+            </w:r>
+          </w:p>
+        </w:tc>
+        <w:tc>
+          <w:tcPr>
+            <w:tcW w:type="dxa" w:w="4560"/>
+            <w:tcBorders>
+              <w:top w:val="single" w:color="B9C2CC" w:sz="1"/>
+              <w:left w:val="single" w:color="B9C2CC" w:sz="1"/>
+              <w:bottom w:val="single" w:color="B9C2CC" w:sz="1"/>
+              <w:right w:val="single" w:color="B9C2CC" w:sz="1"/>
+            </w:tcBorders>
+            <w:tcMar>
+              <w:top w:type="dxa" w:w="60"/>
+              <w:left w:type="dxa" w:w="110"/>
+              <w:bottom w:type="dxa" w:w="60"/>
+              <w:right w:type="dxa" w:w="110"/>
+            </w:tcMar>
+          </w:tcPr>
+          <w:p>
+            <w:pPr>
+              <w:spacing w:after="0"/>
+            </w:pPr>
+            <w:r>
+              <w:rPr>
+                <w:b w:val="false"/>
+                <w:bCs w:val="false"/>
+                <w:sz w:val="20"/>
+                <w:szCs w:val="20"/>
+              </w:rPr>
+              <w:t xml:space="preserve">Unzip, double-click “Install PrivacyLens”, and type the Mac password when the Terminal window asks.</w:t>
+            </w:r>
+          </w:p>
+        </w:tc>
+        <w:tc>
+          <w:tcPr>
+            <w:tcW w:type="dxa" w:w="2800"/>
+            <w:tcBorders>
+              <w:top w:val="single" w:color="B9C2CC" w:sz="1"/>
+              <w:left w:val="single" w:color="B9C2CC" w:sz="1"/>
+              <w:bottom w:val="single" w:color="B9C2CC" w:sz="1"/>
+              <w:right w:val="single" w:color="B9C2CC" w:sz="1"/>
+            </w:tcBorders>
+            <w:tcMar>
+              <w:top w:type="dxa" w:w="60"/>
+              <w:left w:type="dxa" w:w="110"/>
+              <w:bottom w:type="dxa" w:w="60"/>
+              <w:right w:type="dxa" w:w="110"/>
+            </w:tcMar>
+          </w:tcPr>
+          <w:p>
+            <w:pPr>
+              <w:spacing w:after="0"/>
+            </w:pPr>
+            <w:r>
+              <w:rPr>
+                <w:b w:val="false"/>
+                <w:bCs w:val="false"/>
+                <w:sz w:val="20"/>
+                <w:szCs w:val="20"/>
+              </w:rPr>
+              <w:t xml:space="preserve">PrivacyLens is in the Applications folder.</w:t>
+            </w:r>
+          </w:p>
+        </w:tc>
+      </w:tr>
+      <w:tr>
+        <w:tc>
+          <w:tcPr>
+            <w:tcW w:type="dxa" w:w="2000"/>
+            <w:tcBorders>
+              <w:top w:val="single" w:color="B9C2CC" w:sz="1"/>
+              <w:left w:val="single" w:color="B9C2CC" w:sz="1"/>
+              <w:bottom w:val="single" w:color="B9C2CC" w:sz="1"/>
+              <w:right w:val="single" w:color="B9C2CC" w:sz="1"/>
+            </w:tcBorders>
+            <w:tcMar>
+              <w:top w:type="dxa" w:w="60"/>
+              <w:left w:type="dxa" w:w="110"/>
+              <w:bottom w:type="dxa" w:w="60"/>
+              <w:right w:type="dxa" w:w="110"/>
+            </w:tcMar>
+          </w:tcPr>
+          <w:p>
+            <w:pPr>
+              <w:spacing w:after="0"/>
+            </w:pPr>
+            <w:r>
+              <w:rPr>
+                <w:b w:val="false"/>
+                <w:bCs w:val="false"/>
+                <w:sz w:val="20"/>
+                <w:szCs w:val="20"/>
+              </w:rPr>
+              <w:t xml:space="preserve">Linux</w:t>
+            </w:r>
+          </w:p>
+        </w:tc>
+        <w:tc>
+          <w:tcPr>
+            <w:tcW w:type="dxa" w:w="4560"/>
+            <w:tcBorders>
+              <w:top w:val="single" w:color="B9C2CC" w:sz="1"/>
+              <w:left w:val="single" w:color="B9C2CC" w:sz="1"/>
+              <w:bottom w:val="single" w:color="B9C2CC" w:sz="1"/>
+              <w:right w:val="single" w:color="B9C2CC" w:sz="1"/>
+            </w:tcBorders>
+            <w:tcMar>
+              <w:top w:type="dxa" w:w="60"/>
+              <w:left w:type="dxa" w:w="110"/>
+              <w:bottom w:type="dxa" w:w="60"/>
+              <w:right w:type="dxa" w:w="110"/>
+            </w:tcMar>
+          </w:tcPr>
+          <w:p>
+            <w:pPr>
+              <w:spacing w:after="0"/>
+            </w:pPr>
+            <w:r>
+              <w:rPr>
+                <w:rFonts w:ascii="Consolas" w:cs="Consolas" w:eastAsia="Consolas" w:hAnsi="Consolas"/>
+                <w:sz w:val="19"/>
+                <w:szCs w:val="19"/>
+              </w:rPr>
+              <w:t xml:space="preserve">./install.sh</w:t>
+            </w:r>
+          </w:p>
+        </w:tc>
+        <w:tc>
+          <w:tcPr>
+            <w:tcW w:type="dxa" w:w="2800"/>
+            <w:tcBorders>
+              <w:top w:val="single" w:color="B9C2CC" w:sz="1"/>
+              <w:left w:val="single" w:color="B9C2CC" w:sz="1"/>
+              <w:bottom w:val="single" w:color="B9C2CC" w:sz="1"/>
+              <w:right w:val="single" w:color="B9C2CC" w:sz="1"/>
+            </w:tcBorders>
+            <w:tcMar>
+              <w:top w:type="dxa" w:w="60"/>
+              <w:left w:type="dxa" w:w="110"/>
+              <w:bottom w:type="dxa" w:w="60"/>
+              <w:right w:type="dxa" w:w="110"/>
+            </w:tcMar>
+          </w:tcPr>
+          <w:p>
+            <w:pPr>
+              <w:spacing w:after="0"/>
+            </w:pPr>
+            <w:r>
+              <w:rPr>
+                <w:rFonts w:ascii="Consolas" w:cs="Consolas" w:eastAsia="Consolas" w:hAnsi="Consolas"/>
+                <w:sz w:val="19"/>
+                <w:szCs w:val="19"/>
+              </w:rPr>
+              <w:t xml:space="preserve">privacylens gui</w:t>
+            </w:r>
+            <w:r>
+              <w:t xml:space="preserve"> or the applications menu.</w:t>
+            </w:r>
+          </w:p>
+        </w:tc>
+      </w:tr>
+    </w:tbl>
+    <w:p>
+      <w:pPr>
+        <w:spacing w:after="120"/>
+      </w:pPr>
+    </w:p>
+    <w:p>
+      <w:pPr>
+        <w:spacing w:after="120"/>
+      </w:pPr>
+      <w:r>
+        <w:t xml:space="preserve">The installer shows each step as it runs — installing the program, setting up OCR, writing the scan settings, scheduling the weekly scan — and ends with a summary of what was set up and a short list of what to do next. It is safe to run again: it upgrades in place and never overwrites existing scan settings.</w:t>
+      </w:r>
+    </w:p>
+    <w:p>
+      <w:pPr>
+        <w:spacing w:after="120"/>
+      </w:pPr>
+      <w:r>
+        <w:rPr>
+          <w:b/>
+          <w:bCs/>
+        </w:rPr>
+        <w:t xml:space="preserve">First-run warnings. </w:t>
+      </w:r>
+      <w:r>
+        <w:t xml:space="preserve">Until the downloads are code-signed, Windows may show a blue “Windows protected your PC” box (click More info, then Run anyway) and macOS may say the installer could not be verified (System Settings › Privacy &amp; Security › Open Anyway).</w:t>
+      </w:r>
+    </w:p>
+    <w:p>
+      <w:pPr>
+        <w:spacing w:after="120"/>
+      </w:pPr>
+      <w:r>
+        <w:rPr>
+          <w:b/>
+          <w:bCs/>
+        </w:rPr>
+        <w:t xml:space="preserve">Check an installation </w:t>
+      </w:r>
+      <w:r>
+        <w:t xml:space="preserve">at any time with </w:t>
       </w:r>
       <w:r>
         <w:rPr>
@@ -2167,10 +2615,29 @@
           <w:sz w:val="19"/>
           <w:szCs w:val="19"/>
         </w:rPr>
+        <w:t xml:space="preserve">privacylens status</w:t>
+      </w:r>
+      <w:r>
+        <w:t xml:space="preserve">. It lists the program, scan settings, weekly schedule, last scan, findings log, OCR tools, and Insights agent, one per line; each says “ok” or is marked FIX with what to do.</w:t>
+      </w:r>
+    </w:p>
+    <w:p>
+      <w:pPr>
+        <w:spacing w:after="120"/>
+      </w:pPr>
+      <w:r>
+        <w:t xml:space="preserve">No installation is needed for ad-hoc use: the program is a single executable that runs as-is, and it is its own installer (the </w:t>
+      </w:r>
+      <w:r>
+        <w:rPr>
+          <w:rFonts w:ascii="Consolas" w:cs="Consolas" w:eastAsia="Consolas" w:hAnsi="Consolas"/>
+          <w:sz w:val="19"/>
+          <w:szCs w:val="19"/>
+        </w:rPr>
         <w:t xml:space="preserve">install</w:t>
       </w:r>
       <w:r>
-        <w:t xml:space="preserve"> command on every platform (section 3.3). For ad-hoc use, just run the binary directly; nothing else is required. Use the binary that matches the machine:</w:t>
+        <w:t xml:space="preserve"> command, section 3.3). The bare binaries are:</w:t>
       </w:r>
     </w:p>
     <w:tbl>
@@ -3887,7 +4354,7 @@
         <w:spacing w:after="120"/>
       </w:pPr>
       <w:r>
-        <w:t xml:space="preserve">The installer is built into the binary — the same command on every operating system, run elevated:</w:t>
+        <w:t xml:space="preserve">The double-click installers in section 3.1 run a command that is built into the program — the same on every operating system — which is what scripts and remote-management tools should call directly:</w:t>
       </w:r>
     </w:p>
     <w:p>
@@ -3902,7 +4369,7 @@
           <w:sz w:val="18"/>
           <w:szCs w:val="18"/>
         </w:rPr>
-        <w:t xml:space="preserve">.\privacylens.exe install        (Windows, elevated prompt)</w:t>
+        <w:t xml:space="preserve">.\privacylens.exe install        (Windows — asks for administrator rights itself)</w:t>
       </w:r>
     </w:p>
     <w:p>
@@ -3925,7 +4392,7 @@
         <w:spacing w:after="120"/>
       </w:pPr>
       <w:r>
-        <w:t xml:space="preserve">The installer:</w:t>
+        <w:t xml:space="preserve">Run from an already-elevated session it is fully unattended: nothing prompts, and the exit code is 0 on success. The installer:</w:t>
       </w:r>
     </w:p>
     <w:p>
@@ -3938,7 +4405,7 @@
         <w:spacing w:after="80"/>
       </w:pPr>
       <w:r>
-        <w:t xml:space="preserve">copies the program to the standard location (C:\ProgramData\PrivacyLens on Windows, /usr/local/bin elsewhere) and creates the logs folder,</w:t>
+        <w:t xml:space="preserve">copies the program to an administrator-only location (C:\Program Files\PrivacyLens on Windows, /usr/local/bin elsewhere), together with the app launcher, and creates the logs folder,</w:t>
       </w:r>
     </w:p>
     <w:p>
@@ -3951,7 +4418,7 @@
         <w:spacing w:after="80"/>
       </w:pPr>
       <w:r>
-        <w:t xml:space="preserve">writes a starter scan.json (edit its paths for the machine, one time; an existing manifest is never overwritten),</w:t>
+        <w:t xml:space="preserve">on Windows, adds the Start Menu shortcut and the Installed-apps entry with its Uninstall button,</w:t>
       </w:r>
     </w:p>
     <w:p>
@@ -3964,17 +4431,7 @@
         <w:spacing w:after="80"/>
       </w:pPr>
       <w:r>
-        <w:t xml:space="preserve">registers the weekly scan, Sundays 02:00 — a Task Scheduler task named </w:t>
-      </w:r>
-      <w:r>
-        <w:rPr>
-          <w:b/>
-          <w:bCs/>
-        </w:rPr>
-        <w:t xml:space="preserve">“PrivacyLens Scan”</w:t>
-      </w:r>
-      <w:r>
-        <w:t xml:space="preserve"> running as SYSTEM on Windows, a systemd timer on Linux, a launchd daemon on macOS,</w:t>
+        <w:t xml:space="preserve">writes a starter scan.json (edit its paths for the machine, one time; an existing manifest is never overwritten),</w:t>
       </w:r>
     </w:p>
     <w:p>
@@ -3987,6 +4444,29 @@
         <w:spacing w:after="80"/>
       </w:pPr>
       <w:r>
+        <w:t xml:space="preserve">registers the weekly scan, Sundays 02:00 — a Task Scheduler task named </w:t>
+      </w:r>
+      <w:r>
+        <w:rPr>
+          <w:b/>
+          <w:bCs/>
+        </w:rPr>
+        <w:t xml:space="preserve">“PrivacyLens Scan”</w:t>
+      </w:r>
+      <w:r>
+        <w:t xml:space="preserve"> running as SYSTEM on Windows, a systemd timer on Linux, a launchd daemon on macOS,</w:t>
+      </w:r>
+    </w:p>
+    <w:p>
+      <w:pPr>
+        <w:pStyle w:val="ListParagraph"/>
+        <w:numPr>
+          <w:ilvl w:val="0"/>
+          <w:numId w:val="2"/>
+        </w:numPr>
+        <w:spacing w:after="80"/>
+      </w:pPr>
+      <w:r>
         <w:t xml:space="preserve">installs the OCR tools (Tesseract and poppler) through the system package manager — winget or Chocolatey, apt/dnf/yum, Homebrew. On Windows, if both package managers fail (e.g. winget’s broken-source state on fresh images), the installer downloads the official Tesseract and poppler releases directly, verifies their SHA-256 checksums, and installs them silently. When the tools work, OCR is enabled in a freshly written manifest. Pass </w:t>
       </w:r>
       <w:r>
@@ -4059,7 +4539,14 @@
         <w:spacing w:after="120"/>
       </w:pPr>
       <w:r>
-        <w:t xml:space="preserve">Remove the schedule with </w:t>
+        <w:rPr>
+          <w:b/>
+          <w:bCs/>
+        </w:rPr>
+        <w:t xml:space="preserve">Uninstalling. </w:t>
+      </w:r>
+      <w:r>
+        <w:t xml:space="preserve">On Windows use Settings › Apps › Installed apps › PrivacyLens › Uninstall; on any platform </w:t>
       </w:r>
       <w:r>
         <w:rPr>
@@ -4070,7 +4557,41 @@
         <w:t xml:space="preserve">privacylens uninstall</w:t>
       </w:r>
       <w:r>
-        <w:t xml:space="preserve"> (binary, manifest, and logs stay). Note: on Windows the task’s “last result” shows 0x1 after a scan that found PII — that is the “findings present” exit code, not a failure (see section 4.5).</w:t>
+        <w:t xml:space="preserve"> does the same (with sudo on Linux and macOS). It removes the weekly scan, the program, and its shortcuts. The scan settings, saved reports, and findings log are your records and are kept — add </w:t>
+      </w:r>
+      <w:r>
+        <w:rPr>
+          <w:rFonts w:ascii="Consolas" w:cs="Consolas" w:eastAsia="Consolas" w:hAnsi="Consolas"/>
+          <w:sz w:val="19"/>
+          <w:szCs w:val="19"/>
+        </w:rPr>
+        <w:t xml:space="preserve">-purge</w:t>
+      </w:r>
+      <w:r>
+        <w:t xml:space="preserve"> to delete them as well. The OCR tools are separate programs and stay installed.</w:t>
+      </w:r>
+    </w:p>
+    <w:p>
+      <w:pPr>
+        <w:spacing w:after="120"/>
+      </w:pPr>
+      <w:r>
+        <w:rPr>
+          <w:b/>
+          <w:bCs/>
+        </w:rPr>
+        <w:t xml:space="preserve">Upgrading from 0.9.5 or earlier on Windows. </w:t>
+      </w:r>
+      <w:r>
+        <w:t xml:space="preserve">Earlier versions installed the program into C:\ProgramData\PrivacyLens. Version 0.9.6 moves it to C:\Program Files\PrivacyLens, which only administrators can change, re-points the scheduled task, and removes the old copy. Scan settings and the findings log stay where they were, so the Insights agent needs no change. Update any script that calls the old path.</w:t>
+      </w:r>
+    </w:p>
+    <w:p>
+      <w:pPr>
+        <w:spacing w:after="120"/>
+      </w:pPr>
+      <w:r>
+        <w:t xml:space="preserve">Note: on Windows the task’s “last result” shows 0x1 after a scan that found PII — that is the “findings present” exit code, not a failure (see section 4.5).</w:t>
       </w:r>
     </w:p>
     <w:p>
@@ -5831,7 +6352,7 @@
         <w:t xml:space="preserve">PRIVACYLENS_DATA_DIR</w:t>
       </w:r>
       <w:r>
-        <w:t xml:space="preserve"> environment variable relocates the folder (the Windows installer sets it machine-wide to C:\ProgramData\PrivacyLens so every scan feeds the same findings log the Insights agent tails).</w:t>
+        <w:t xml:space="preserve"> environment variable relocates the folder (the Windows installer sets it machine-wide to C:\ProgramData\PrivacyLens so the weekly scan’s saved reports are easy to find).</w:t>
       </w:r>
     </w:p>
     <w:p>
@@ -5888,7 +6409,7 @@
         <w:spacing w:after="120"/>
       </w:pPr>
       <w:r>
-        <w:t xml:space="preserve">The GUI is local-only by design: it binds to 127.0.0.1 and refuses anything else, every request requires a random per-session key embedded in the launch URL, and nothing ever leaves the machine. Closing the terminal window (or Ctrl+C) stops it.</w:t>
+        <w:t xml:space="preserve">The GUI is local-only by design: it binds to 127.0.0.1 and refuses anything else, every request requires a random per-session key embedded in the launch URL, and nothing ever leaves the machine. To stop it, click Quit PrivacyLens at the top right of the page (or press Ctrl+C in the terminal it was started from). The double-click launcher also stops by itself about 15 minutes after its last browser tab is closed — never during a scan — so nothing is left running. Reloading the page is fine.</w:t>
       </w:r>
     </w:p>
     <w:p>
@@ -9609,7 +10130,7 @@
         <w:sz w:val="17"/>
         <w:szCs w:val="17"/>
       </w:rPr>
-      <w:t xml:space="preserve">	v0.9.0</w:t>
+      <w:t xml:space="preserve">	v0.9.6</w:t>
     </w:r>
   </w:p>
 </w:hdr>

--- a/docs/PrivacyLens-User-Guide.docx
+++ b/docs/PrivacyLens-User-Guide.docx
@@ -2159,7 +2159,7 @@
         <w:spacing w:after="120"/>
       </w:pPr>
       <w:r>
-        <w:t xml:space="preserve">PrivacyLens comes as one download per platform — a zip for Windows and macOS, a tar.gz for Linux — containing the program, the app launcher, a double-click installer, and a short READ ME FIRST. Installing takes about two minutes:</w:t>
+        <w:t xml:space="preserve">PrivacyLens is installed from a single file per platform. Installing takes about two minutes:</w:t>
       </w:r>
     </w:p>
     <w:tbl>
@@ -2175,9 +2175,10 @@
         </w:tblBorders>
       </w:tblPr>
       <w:tblGrid>
-        <w:gridCol w:w="2000"/>
-        <w:gridCol w:w="4560"/>
-        <w:gridCol w:w="2800"/>
+        <w:gridCol w:w="1500"/>
+        <w:gridCol w:w="2900"/>
+        <w:gridCol w:w="2760"/>
+        <w:gridCol w:w="2200"/>
       </w:tblGrid>
       <w:tr>
         <w:trPr>
@@ -2185,7 +2186,7 @@
         </w:trPr>
         <w:tc>
           <w:tcPr>
-            <w:tcW w:type="dxa" w:w="2000"/>
+            <w:tcW w:type="dxa" w:w="1500"/>
             <w:tcBorders>
               <w:top w:val="single" w:color="B9C2CC" w:sz="1"/>
               <w:left w:val="single" w:color="B9C2CC" w:sz="1"/>
@@ -2217,7 +2218,7 @@
         </w:tc>
         <w:tc>
           <w:tcPr>
-            <w:tcW w:type="dxa" w:w="4560"/>
+            <w:tcW w:type="dxa" w:w="2900"/>
             <w:tcBorders>
               <w:top w:val="single" w:color="B9C2CC" w:sz="1"/>
               <w:left w:val="single" w:color="B9C2CC" w:sz="1"/>
@@ -2243,13 +2244,13 @@
                 <w:sz w:val="19"/>
                 <w:szCs w:val="19"/>
               </w:rPr>
-              <w:t xml:space="preserve">To install</w:t>
-            </w:r>
-          </w:p>
-        </w:tc>
-        <w:tc>
-          <w:tcPr>
-            <w:tcW w:type="dxa" w:w="2800"/>
+              <w:t xml:space="preserve">File</w:t>
+            </w:r>
+          </w:p>
+        </w:tc>
+        <w:tc>
+          <w:tcPr>
+            <w:tcW w:type="dxa" w:w="2760"/>
             <w:tcBorders>
               <w:top w:val="single" w:color="B9C2CC" w:sz="1"/>
               <w:left w:val="single" w:color="B9C2CC" w:sz="1"/>
@@ -2275,6 +2276,38 @@
                 <w:sz w:val="19"/>
                 <w:szCs w:val="19"/>
               </w:rPr>
+              <w:t xml:space="preserve">To install</w:t>
+            </w:r>
+          </w:p>
+        </w:tc>
+        <w:tc>
+          <w:tcPr>
+            <w:tcW w:type="dxa" w:w="2200"/>
+            <w:tcBorders>
+              <w:top w:val="single" w:color="B9C2CC" w:sz="1"/>
+              <w:left w:val="single" w:color="B9C2CC" w:sz="1"/>
+              <w:bottom w:val="single" w:color="B9C2CC" w:sz="1"/>
+              <w:right w:val="single" w:color="B9C2CC" w:sz="1"/>
+            </w:tcBorders>
+            <w:shd w:fill="D9E4F5" w:val="clear"/>
+            <w:tcMar>
+              <w:top w:type="dxa" w:w="60"/>
+              <w:left w:type="dxa" w:w="110"/>
+              <w:bottom w:type="dxa" w:w="60"/>
+              <w:right w:type="dxa" w:w="110"/>
+            </w:tcMar>
+          </w:tcPr>
+          <w:p>
+            <w:pPr>
+              <w:spacing w:after="0"/>
+            </w:pPr>
+            <w:r>
+              <w:rPr>
+                <w:b/>
+                <w:bCs/>
+                <w:sz w:val="19"/>
+                <w:szCs w:val="19"/>
+              </w:rPr>
               <w:t xml:space="preserve">Afterwards</w:t>
             </w:r>
           </w:p>
@@ -2283,7 +2316,7 @@
       <w:tr>
         <w:tc>
           <w:tcPr>
-            <w:tcW w:type="dxa" w:w="2000"/>
+            <w:tcW w:type="dxa" w:w="1500"/>
             <w:tcBorders>
               <w:top w:val="single" w:color="B9C2CC" w:sz="1"/>
               <w:left w:val="single" w:color="B9C2CC" w:sz="1"/>
@@ -2314,197 +2347,7 @@
         </w:tc>
         <w:tc>
           <w:tcPr>
-            <w:tcW w:type="dxa" w:w="4560"/>
-            <w:tcBorders>
-              <w:top w:val="single" w:color="B9C2CC" w:sz="1"/>
-              <w:left w:val="single" w:color="B9C2CC" w:sz="1"/>
-              <w:bottom w:val="single" w:color="B9C2CC" w:sz="1"/>
-              <w:right w:val="single" w:color="B9C2CC" w:sz="1"/>
-            </w:tcBorders>
-            <w:tcMar>
-              <w:top w:type="dxa" w:w="60"/>
-              <w:left w:type="dxa" w:w="110"/>
-              <w:bottom w:type="dxa" w:w="60"/>
-              <w:right w:type="dxa" w:w="110"/>
-            </w:tcMar>
-          </w:tcPr>
-          <w:p>
-            <w:pPr>
-              <w:spacing w:after="0"/>
-            </w:pPr>
-            <w:r>
-              <w:rPr>
-                <w:b w:val="false"/>
-                <w:bCs w:val="false"/>
-                <w:sz w:val="20"/>
-                <w:szCs w:val="20"/>
-              </w:rPr>
-              <w:t xml:space="preserve">Extract the zip (right-click, Extract All). In the extracted folder double-click “Install PrivacyLens” and click Yes when Windows asks for permission.</w:t>
-            </w:r>
-          </w:p>
-        </w:tc>
-        <w:tc>
-          <w:tcPr>
-            <w:tcW w:type="dxa" w:w="2800"/>
-            <w:tcBorders>
-              <w:top w:val="single" w:color="B9C2CC" w:sz="1"/>
-              <w:left w:val="single" w:color="B9C2CC" w:sz="1"/>
-              <w:bottom w:val="single" w:color="B9C2CC" w:sz="1"/>
-              <w:right w:val="single" w:color="B9C2CC" w:sz="1"/>
-            </w:tcBorders>
-            <w:tcMar>
-              <w:top w:type="dxa" w:w="60"/>
-              <w:left w:type="dxa" w:w="110"/>
-              <w:bottom w:type="dxa" w:w="60"/>
-              <w:right w:type="dxa" w:w="110"/>
-            </w:tcMar>
-          </w:tcPr>
-          <w:p>
-            <w:pPr>
-              <w:spacing w:after="0"/>
-            </w:pPr>
-            <w:r>
-              <w:rPr>
-                <w:b w:val="false"/>
-                <w:bCs w:val="false"/>
-                <w:sz w:val="20"/>
-                <w:szCs w:val="20"/>
-              </w:rPr>
-              <w:t xml:space="preserve">PrivacyLens is in the Start Menu and listed under Settings › Apps › Installed apps.</w:t>
-            </w:r>
-          </w:p>
-        </w:tc>
-      </w:tr>
-      <w:tr>
-        <w:tc>
-          <w:tcPr>
-            <w:tcW w:type="dxa" w:w="2000"/>
-            <w:tcBorders>
-              <w:top w:val="single" w:color="B9C2CC" w:sz="1"/>
-              <w:left w:val="single" w:color="B9C2CC" w:sz="1"/>
-              <w:bottom w:val="single" w:color="B9C2CC" w:sz="1"/>
-              <w:right w:val="single" w:color="B9C2CC" w:sz="1"/>
-            </w:tcBorders>
-            <w:tcMar>
-              <w:top w:type="dxa" w:w="60"/>
-              <w:left w:type="dxa" w:w="110"/>
-              <w:bottom w:type="dxa" w:w="60"/>
-              <w:right w:type="dxa" w:w="110"/>
-            </w:tcMar>
-          </w:tcPr>
-          <w:p>
-            <w:pPr>
-              <w:spacing w:after="0"/>
-            </w:pPr>
-            <w:r>
-              <w:rPr>
-                <w:b w:val="false"/>
-                <w:bCs w:val="false"/>
-                <w:sz w:val="20"/>
-                <w:szCs w:val="20"/>
-              </w:rPr>
-              <w:t xml:space="preserve">macOS</w:t>
-            </w:r>
-          </w:p>
-        </w:tc>
-        <w:tc>
-          <w:tcPr>
-            <w:tcW w:type="dxa" w:w="4560"/>
-            <w:tcBorders>
-              <w:top w:val="single" w:color="B9C2CC" w:sz="1"/>
-              <w:left w:val="single" w:color="B9C2CC" w:sz="1"/>
-              <w:bottom w:val="single" w:color="B9C2CC" w:sz="1"/>
-              <w:right w:val="single" w:color="B9C2CC" w:sz="1"/>
-            </w:tcBorders>
-            <w:tcMar>
-              <w:top w:type="dxa" w:w="60"/>
-              <w:left w:type="dxa" w:w="110"/>
-              <w:bottom w:type="dxa" w:w="60"/>
-              <w:right w:type="dxa" w:w="110"/>
-            </w:tcMar>
-          </w:tcPr>
-          <w:p>
-            <w:pPr>
-              <w:spacing w:after="0"/>
-            </w:pPr>
-            <w:r>
-              <w:rPr>
-                <w:b w:val="false"/>
-                <w:bCs w:val="false"/>
-                <w:sz w:val="20"/>
-                <w:szCs w:val="20"/>
-              </w:rPr>
-              <w:t xml:space="preserve">Unzip, double-click “Install PrivacyLens”, and type the Mac password when the Terminal window asks.</w:t>
-            </w:r>
-          </w:p>
-        </w:tc>
-        <w:tc>
-          <w:tcPr>
-            <w:tcW w:type="dxa" w:w="2800"/>
-            <w:tcBorders>
-              <w:top w:val="single" w:color="B9C2CC" w:sz="1"/>
-              <w:left w:val="single" w:color="B9C2CC" w:sz="1"/>
-              <w:bottom w:val="single" w:color="B9C2CC" w:sz="1"/>
-              <w:right w:val="single" w:color="B9C2CC" w:sz="1"/>
-            </w:tcBorders>
-            <w:tcMar>
-              <w:top w:type="dxa" w:w="60"/>
-              <w:left w:type="dxa" w:w="110"/>
-              <w:bottom w:type="dxa" w:w="60"/>
-              <w:right w:type="dxa" w:w="110"/>
-            </w:tcMar>
-          </w:tcPr>
-          <w:p>
-            <w:pPr>
-              <w:spacing w:after="0"/>
-            </w:pPr>
-            <w:r>
-              <w:rPr>
-                <w:b w:val="false"/>
-                <w:bCs w:val="false"/>
-                <w:sz w:val="20"/>
-                <w:szCs w:val="20"/>
-              </w:rPr>
-              <w:t xml:space="preserve">PrivacyLens is in the Applications folder.</w:t>
-            </w:r>
-          </w:p>
-        </w:tc>
-      </w:tr>
-      <w:tr>
-        <w:tc>
-          <w:tcPr>
-            <w:tcW w:type="dxa" w:w="2000"/>
-            <w:tcBorders>
-              <w:top w:val="single" w:color="B9C2CC" w:sz="1"/>
-              <w:left w:val="single" w:color="B9C2CC" w:sz="1"/>
-              <w:bottom w:val="single" w:color="B9C2CC" w:sz="1"/>
-              <w:right w:val="single" w:color="B9C2CC" w:sz="1"/>
-            </w:tcBorders>
-            <w:tcMar>
-              <w:top w:type="dxa" w:w="60"/>
-              <w:left w:type="dxa" w:w="110"/>
-              <w:bottom w:type="dxa" w:w="60"/>
-              <w:right w:type="dxa" w:w="110"/>
-            </w:tcMar>
-          </w:tcPr>
-          <w:p>
-            <w:pPr>
-              <w:spacing w:after="0"/>
-            </w:pPr>
-            <w:r>
-              <w:rPr>
-                <w:b w:val="false"/>
-                <w:bCs w:val="false"/>
-                <w:sz w:val="20"/>
-                <w:szCs w:val="20"/>
-              </w:rPr>
-              <w:t xml:space="preserve">Linux</w:t>
-            </w:r>
-          </w:p>
-        </w:tc>
-        <w:tc>
-          <w:tcPr>
-            <w:tcW w:type="dxa" w:w="4560"/>
+            <w:tcW w:type="dxa" w:w="2900"/>
             <w:tcBorders>
               <w:top w:val="single" w:color="B9C2CC" w:sz="1"/>
               <w:left w:val="single" w:color="B9C2CC" w:sz="1"/>
@@ -2528,13 +2371,108 @@
                 <w:sz w:val="19"/>
                 <w:szCs w:val="19"/>
               </w:rPr>
-              <w:t xml:space="preserve">./install.sh</w:t>
-            </w:r>
-          </w:p>
-        </w:tc>
-        <w:tc>
-          <w:tcPr>
-            <w:tcW w:type="dxa" w:w="2800"/>
+              <w:t xml:space="preserve">PrivacyLens-Setup-&lt;version&gt;.exe</w:t>
+            </w:r>
+          </w:p>
+        </w:tc>
+        <w:tc>
+          <w:tcPr>
+            <w:tcW w:type="dxa" w:w="2760"/>
+            <w:tcBorders>
+              <w:top w:val="single" w:color="B9C2CC" w:sz="1"/>
+              <w:left w:val="single" w:color="B9C2CC" w:sz="1"/>
+              <w:bottom w:val="single" w:color="B9C2CC" w:sz="1"/>
+              <w:right w:val="single" w:color="B9C2CC" w:sz="1"/>
+            </w:tcBorders>
+            <w:tcMar>
+              <w:top w:type="dxa" w:w="60"/>
+              <w:left w:type="dxa" w:w="110"/>
+              <w:bottom w:type="dxa" w:w="60"/>
+              <w:right w:type="dxa" w:w="110"/>
+            </w:tcMar>
+          </w:tcPr>
+          <w:p>
+            <w:pPr>
+              <w:spacing w:after="0"/>
+            </w:pPr>
+            <w:r>
+              <w:rPr>
+                <w:b w:val="false"/>
+                <w:bCs w:val="false"/>
+                <w:sz w:val="20"/>
+                <w:szCs w:val="20"/>
+              </w:rPr>
+              <w:t xml:space="preserve">Double-click it and follow the setup wizard: Next, Install, Finish. Click Yes when Windows asks for permission.</w:t>
+            </w:r>
+          </w:p>
+        </w:tc>
+        <w:tc>
+          <w:tcPr>
+            <w:tcW w:type="dxa" w:w="2200"/>
+            <w:tcBorders>
+              <w:top w:val="single" w:color="B9C2CC" w:sz="1"/>
+              <w:left w:val="single" w:color="B9C2CC" w:sz="1"/>
+              <w:bottom w:val="single" w:color="B9C2CC" w:sz="1"/>
+              <w:right w:val="single" w:color="B9C2CC" w:sz="1"/>
+            </w:tcBorders>
+            <w:tcMar>
+              <w:top w:type="dxa" w:w="60"/>
+              <w:left w:type="dxa" w:w="110"/>
+              <w:bottom w:type="dxa" w:w="60"/>
+              <w:right w:type="dxa" w:w="110"/>
+            </w:tcMar>
+          </w:tcPr>
+          <w:p>
+            <w:pPr>
+              <w:spacing w:after="0"/>
+            </w:pPr>
+            <w:r>
+              <w:rPr>
+                <w:b w:val="false"/>
+                <w:bCs w:val="false"/>
+                <w:sz w:val="20"/>
+                <w:szCs w:val="20"/>
+              </w:rPr>
+              <w:t xml:space="preserve">PrivacyLens is in the Start Menu and under Settings › Apps › Installed apps.</w:t>
+            </w:r>
+          </w:p>
+        </w:tc>
+      </w:tr>
+      <w:tr>
+        <w:tc>
+          <w:tcPr>
+            <w:tcW w:type="dxa" w:w="1500"/>
+            <w:tcBorders>
+              <w:top w:val="single" w:color="B9C2CC" w:sz="1"/>
+              <w:left w:val="single" w:color="B9C2CC" w:sz="1"/>
+              <w:bottom w:val="single" w:color="B9C2CC" w:sz="1"/>
+              <w:right w:val="single" w:color="B9C2CC" w:sz="1"/>
+            </w:tcBorders>
+            <w:tcMar>
+              <w:top w:type="dxa" w:w="60"/>
+              <w:left w:type="dxa" w:w="110"/>
+              <w:bottom w:type="dxa" w:w="60"/>
+              <w:right w:type="dxa" w:w="110"/>
+            </w:tcMar>
+          </w:tcPr>
+          <w:p>
+            <w:pPr>
+              <w:spacing w:after="0"/>
+            </w:pPr>
+            <w:r>
+              <w:rPr>
+                <w:b w:val="false"/>
+                <w:bCs w:val="false"/>
+                <w:sz w:val="20"/>
+                <w:szCs w:val="20"/>
+              </w:rPr>
+              <w:t xml:space="preserve">macOS</w:t>
+            </w:r>
+          </w:p>
+        </w:tc>
+        <w:tc>
+          <w:tcPr>
+            <w:tcW w:type="dxa" w:w="2900"/>
             <w:tcBorders>
               <w:top w:val="single" w:color="B9C2CC" w:sz="1"/>
               <w:left w:val="single" w:color="B9C2CC" w:sz="1"/>
@@ -2558,6 +2496,194 @@
                 <w:sz w:val="19"/>
                 <w:szCs w:val="19"/>
               </w:rPr>
+              <w:t xml:space="preserve">PrivacyLens-&lt;version&gt;.pkg</w:t>
+            </w:r>
+          </w:p>
+        </w:tc>
+        <w:tc>
+          <w:tcPr>
+            <w:tcW w:type="dxa" w:w="2760"/>
+            <w:tcBorders>
+              <w:top w:val="single" w:color="B9C2CC" w:sz="1"/>
+              <w:left w:val="single" w:color="B9C2CC" w:sz="1"/>
+              <w:bottom w:val="single" w:color="B9C2CC" w:sz="1"/>
+              <w:right w:val="single" w:color="B9C2CC" w:sz="1"/>
+            </w:tcBorders>
+            <w:tcMar>
+              <w:top w:type="dxa" w:w="60"/>
+              <w:left w:type="dxa" w:w="110"/>
+              <w:bottom w:type="dxa" w:w="60"/>
+              <w:right w:type="dxa" w:w="110"/>
+            </w:tcMar>
+          </w:tcPr>
+          <w:p>
+            <w:pPr>
+              <w:spacing w:after="0"/>
+            </w:pPr>
+            <w:r>
+              <w:rPr>
+                <w:b w:val="false"/>
+                <w:bCs w:val="false"/>
+                <w:sz w:val="20"/>
+                <w:szCs w:val="20"/>
+              </w:rPr>
+              <w:t xml:space="preserve">Double-click it and follow the installer. Enter the Mac password when asked.</w:t>
+            </w:r>
+          </w:p>
+        </w:tc>
+        <w:tc>
+          <w:tcPr>
+            <w:tcW w:type="dxa" w:w="2200"/>
+            <w:tcBorders>
+              <w:top w:val="single" w:color="B9C2CC" w:sz="1"/>
+              <w:left w:val="single" w:color="B9C2CC" w:sz="1"/>
+              <w:bottom w:val="single" w:color="B9C2CC" w:sz="1"/>
+              <w:right w:val="single" w:color="B9C2CC" w:sz="1"/>
+            </w:tcBorders>
+            <w:tcMar>
+              <w:top w:type="dxa" w:w="60"/>
+              <w:left w:type="dxa" w:w="110"/>
+              <w:bottom w:type="dxa" w:w="60"/>
+              <w:right w:type="dxa" w:w="110"/>
+            </w:tcMar>
+          </w:tcPr>
+          <w:p>
+            <w:pPr>
+              <w:spacing w:after="0"/>
+            </w:pPr>
+            <w:r>
+              <w:rPr>
+                <w:b w:val="false"/>
+                <w:bCs w:val="false"/>
+                <w:sz w:val="20"/>
+                <w:szCs w:val="20"/>
+              </w:rPr>
+              <w:t xml:space="preserve">PrivacyLens is in the Applications folder.</w:t>
+            </w:r>
+          </w:p>
+        </w:tc>
+      </w:tr>
+      <w:tr>
+        <w:tc>
+          <w:tcPr>
+            <w:tcW w:type="dxa" w:w="1500"/>
+            <w:tcBorders>
+              <w:top w:val="single" w:color="B9C2CC" w:sz="1"/>
+              <w:left w:val="single" w:color="B9C2CC" w:sz="1"/>
+              <w:bottom w:val="single" w:color="B9C2CC" w:sz="1"/>
+              <w:right w:val="single" w:color="B9C2CC" w:sz="1"/>
+            </w:tcBorders>
+            <w:tcMar>
+              <w:top w:type="dxa" w:w="60"/>
+              <w:left w:type="dxa" w:w="110"/>
+              <w:bottom w:type="dxa" w:w="60"/>
+              <w:right w:type="dxa" w:w="110"/>
+            </w:tcMar>
+          </w:tcPr>
+          <w:p>
+            <w:pPr>
+              <w:spacing w:after="0"/>
+            </w:pPr>
+            <w:r>
+              <w:rPr>
+                <w:b w:val="false"/>
+                <w:bCs w:val="false"/>
+                <w:sz w:val="20"/>
+                <w:szCs w:val="20"/>
+              </w:rPr>
+              <w:t xml:space="preserve">Linux</w:t>
+            </w:r>
+          </w:p>
+        </w:tc>
+        <w:tc>
+          <w:tcPr>
+            <w:tcW w:type="dxa" w:w="2900"/>
+            <w:tcBorders>
+              <w:top w:val="single" w:color="B9C2CC" w:sz="1"/>
+              <w:left w:val="single" w:color="B9C2CC" w:sz="1"/>
+              <w:bottom w:val="single" w:color="B9C2CC" w:sz="1"/>
+              <w:right w:val="single" w:color="B9C2CC" w:sz="1"/>
+            </w:tcBorders>
+            <w:tcMar>
+              <w:top w:type="dxa" w:w="60"/>
+              <w:left w:type="dxa" w:w="110"/>
+              <w:bottom w:type="dxa" w:w="60"/>
+              <w:right w:type="dxa" w:w="110"/>
+            </w:tcMar>
+          </w:tcPr>
+          <w:p>
+            <w:pPr>
+              <w:spacing w:after="0"/>
+            </w:pPr>
+            <w:r>
+              <w:rPr>
+                <w:rFonts w:ascii="Consolas" w:cs="Consolas" w:eastAsia="Consolas" w:hAnsi="Consolas"/>
+                <w:sz w:val="19"/>
+                <w:szCs w:val="19"/>
+              </w:rPr>
+              <w:t xml:space="preserve">PrivacyLens-&lt;version&gt;-linux-&lt;arch&gt;.tar.gz</w:t>
+            </w:r>
+          </w:p>
+        </w:tc>
+        <w:tc>
+          <w:tcPr>
+            <w:tcW w:type="dxa" w:w="2760"/>
+            <w:tcBorders>
+              <w:top w:val="single" w:color="B9C2CC" w:sz="1"/>
+              <w:left w:val="single" w:color="B9C2CC" w:sz="1"/>
+              <w:bottom w:val="single" w:color="B9C2CC" w:sz="1"/>
+              <w:right w:val="single" w:color="B9C2CC" w:sz="1"/>
+            </w:tcBorders>
+            <w:tcMar>
+              <w:top w:type="dxa" w:w="60"/>
+              <w:left w:type="dxa" w:w="110"/>
+              <w:bottom w:type="dxa" w:w="60"/>
+              <w:right w:type="dxa" w:w="110"/>
+            </w:tcMar>
+          </w:tcPr>
+          <w:p>
+            <w:pPr>
+              <w:spacing w:after="0"/>
+            </w:pPr>
+            <w:r>
+              <w:t xml:space="preserve">Extract it and run </w:t>
+            </w:r>
+            <w:r>
+              <w:rPr>
+                <w:rFonts w:ascii="Consolas" w:cs="Consolas" w:eastAsia="Consolas" w:hAnsi="Consolas"/>
+                <w:sz w:val="19"/>
+                <w:szCs w:val="19"/>
+              </w:rPr>
+              <w:t xml:space="preserve">./install.sh</w:t>
+            </w:r>
+          </w:p>
+        </w:tc>
+        <w:tc>
+          <w:tcPr>
+            <w:tcW w:type="dxa" w:w="2200"/>
+            <w:tcBorders>
+              <w:top w:val="single" w:color="B9C2CC" w:sz="1"/>
+              <w:left w:val="single" w:color="B9C2CC" w:sz="1"/>
+              <w:bottom w:val="single" w:color="B9C2CC" w:sz="1"/>
+              <w:right w:val="single" w:color="B9C2CC" w:sz="1"/>
+            </w:tcBorders>
+            <w:tcMar>
+              <w:top w:type="dxa" w:w="60"/>
+              <w:left w:type="dxa" w:w="110"/>
+              <w:bottom w:type="dxa" w:w="60"/>
+              <w:right w:type="dxa" w:w="110"/>
+            </w:tcMar>
+          </w:tcPr>
+          <w:p>
+            <w:pPr>
+              <w:spacing w:after="0"/>
+            </w:pPr>
+            <w:r>
+              <w:rPr>
+                <w:rFonts w:ascii="Consolas" w:cs="Consolas" w:eastAsia="Consolas" w:hAnsi="Consolas"/>
+                <w:sz w:val="19"/>
+                <w:szCs w:val="19"/>
+              </w:rPr>
               <w:t xml:space="preserve">privacylens gui</w:t>
             </w:r>
             <w:r>
@@ -2577,7 +2703,7 @@
         <w:spacing w:after="120"/>
       </w:pPr>
       <w:r>
-        <w:t xml:space="preserve">The installer shows each step as it runs — installing the program, setting up OCR, writing the scan settings, scheduling the weekly scan — and ends with a summary of what was set up and a short list of what to do next. It is safe to run again: it upgrades in place and never overwrites existing scan settings.</w:t>
+        <w:t xml:space="preserve">One Windows setup file covers both Intel/AMD and ARM PCs, and one macOS package covers both Apple Silicon and Intel Macs. The Windows wizard offers one choice — whether to add the OCR tools that read scanned documents — and its progress page lists each step as it happens.</w:t>
       </w:r>
     </w:p>
     <w:p>
@@ -2589,10 +2715,66 @@
           <w:b/>
           <w:bCs/>
         </w:rPr>
+        <w:t xml:space="preserve">Silent installation </w:t>
+      </w:r>
+      <w:r>
+        <w:t xml:space="preserve">for deployment tools: </w:t>
+      </w:r>
+      <w:r>
+        <w:rPr>
+          <w:rFonts w:ascii="Consolas" w:cs="Consolas" w:eastAsia="Consolas" w:hAnsi="Consolas"/>
+          <w:sz w:val="19"/>
+          <w:szCs w:val="19"/>
+        </w:rPr>
+        <w:t xml:space="preserve">PrivacyLens-Setup-&lt;version&gt;.exe /S</w:t>
+      </w:r>
+      <w:r>
+        <w:t xml:space="preserve"> (add </w:t>
+      </w:r>
+      <w:r>
+        <w:rPr>
+          <w:rFonts w:ascii="Consolas" w:cs="Consolas" w:eastAsia="Consolas" w:hAnsi="Consolas"/>
+          <w:sz w:val="19"/>
+          <w:szCs w:val="19"/>
+        </w:rPr>
+        <w:t xml:space="preserve">/NOOCR</w:t>
+      </w:r>
+      <w:r>
+        <w:t xml:space="preserve"> to skip the OCR tools), or </w:t>
+      </w:r>
+      <w:r>
+        <w:rPr>
+          <w:rFonts w:ascii="Consolas" w:cs="Consolas" w:eastAsia="Consolas" w:hAnsi="Consolas"/>
+          <w:sz w:val="19"/>
+          <w:szCs w:val="19"/>
+        </w:rPr>
+        <w:t xml:space="preserve">sudo installer -pkg PrivacyLens-&lt;version&gt;.pkg -target /</w:t>
+      </w:r>
+      <w:r>
+        <w:t xml:space="preserve"> on macOS. Portable zip packages with double-click install scripts are also provided for situations where an installer program is not wanted.</w:t>
+      </w:r>
+    </w:p>
+    <w:p>
+      <w:pPr>
+        <w:spacing w:after="120"/>
+      </w:pPr>
+      <w:r>
+        <w:t xml:space="preserve">Every installer does the same four things — installs the program, sets up OCR where possible, writes the scan settings, schedules the weekly scan — and is safe to run again: it upgrades in place and never overwrites existing scan settings.</w:t>
+      </w:r>
+    </w:p>
+    <w:p>
+      <w:pPr>
+        <w:spacing w:after="120"/>
+      </w:pPr>
+      <w:r>
+        <w:rPr>
+          <w:b/>
+          <w:bCs/>
+        </w:rPr>
         <w:t xml:space="preserve">First-run warnings. </w:t>
       </w:r>
       <w:r>
-        <w:t xml:space="preserve">Until the downloads are code-signed, Windows may show a blue “Windows protected your PC” box (click More info, then Run anyway) and macOS may say the installer could not be verified (System Settings › Privacy &amp; Security › Open Anyway).</w:t>
+        <w:t xml:space="preserve">If the installer has not been code-signed, Windows shows a blue “Windows protected your PC” box (click More info, then Run anyway) and macOS says the package cannot be opened (open System Settings › Privacy &amp; Security and click Open Anyway).</w:t>
       </w:r>
     </w:p>
     <w:p>
@@ -4354,7 +4536,7 @@
         <w:spacing w:after="120"/>
       </w:pPr>
       <w:r>
-        <w:t xml:space="preserve">The double-click installers in section 3.1 run a command that is built into the program — the same on every operating system — which is what scripts and remote-management tools should call directly:</w:t>
+        <w:t xml:space="preserve">The installers in section 3.1 run a command that is built into the program — the same on every operating system — which is what scripts and remote-management tools should call directly:</w:t>
       </w:r>
     </w:p>
     <w:p>
@@ -4546,7 +4728,7 @@
         <w:t xml:space="preserve">Uninstalling. </w:t>
       </w:r>
       <w:r>
-        <w:t xml:space="preserve">On Windows use Settings › Apps › Installed apps › PrivacyLens › Uninstall; on any platform </w:t>
+        <w:t xml:space="preserve">On Windows use Settings › Apps › Installed apps › PrivacyLens › Uninstall — it asks whether to keep your records. On any platform </w:t>
       </w:r>
       <w:r>
         <w:rPr>

--- a/docs/PrivacyLens-User-Guide.docx
+++ b/docs/PrivacyLens-User-Guide.docx
@@ -59,7 +59,7 @@
           <w:sz w:val="22"/>
           <w:szCs w:val="22"/>
         </w:rPr>
-        <w:t xml:space="preserve">Version 0.9.6</w:t>
+        <w:t xml:space="preserve">Version 0.9.7</w:t>
       </w:r>
     </w:p>
     <w:p>
@@ -10312,7 +10312,7 @@
         <w:sz w:val="17"/>
         <w:szCs w:val="17"/>
       </w:rPr>
-      <w:t xml:space="preserve">	v0.9.6</w:t>
+      <w:t xml:space="preserve">	v0.9.7</w:t>
     </w:r>
   </w:p>
 </w:hdr>

--- a/docs/PrivacyLens-User-Guide.docx
+++ b/docs/PrivacyLens-User-Guide.docx
@@ -59,7 +59,7 @@
           <w:sz w:val="22"/>
           <w:szCs w:val="22"/>
         </w:rPr>
-        <w:t xml:space="preserve">Version 0.9.7</w:t>
+        <w:t xml:space="preserve">Version 0.9.8</w:t>
       </w:r>
     </w:p>
     <w:p>
@@ -3749,7 +3749,7 @@
                 <w:sz w:val="20"/>
                 <w:szCs w:val="20"/>
               </w:rPr>
-              <w:t xml:space="preserve">Patterns to skip. Matched against file and folder names (globs like *.bak) and path substrings; matching a folder prunes its whole subtree.</w:t>
+              <w:t xml:space="preserve">Patterns to skip. Matched against file and folder names (globs like *.bak) and path substrings, ignoring case (*.png also skips Photo.PNG); matching a folder prunes its whole subtree.</w:t>
             </w:r>
           </w:p>
         </w:tc>
@@ -10312,7 +10312,7 @@
         <w:sz w:val="17"/>
         <w:szCs w:val="17"/>
       </w:rPr>
-      <w:t xml:space="preserve">	v0.9.7</w:t>
+      <w:t xml:space="preserve">	v0.9.8</w:t>
     </w:r>
   </w:p>
 </w:hdr>

--- a/docs/PrivacyLens-User-Guide.docx
+++ b/docs/PrivacyLens-User-Guide.docx
@@ -59,7 +59,7 @@
           <w:sz w:val="22"/>
           <w:szCs w:val="22"/>
         </w:rPr>
-        <w:t xml:space="preserve">Version 0.9.8</w:t>
+        <w:t xml:space="preserve">Version 0.9.9</w:t>
       </w:r>
     </w:p>
     <w:p>
@@ -10312,7 +10312,7 @@
         <w:sz w:val="17"/>
         <w:szCs w:val="17"/>
       </w:rPr>
-      <w:t xml:space="preserve">	v0.9.8</w:t>
+      <w:t xml:space="preserve">	v0.9.9</w:t>
     </w:r>
   </w:p>
 </w:hdr>
